--- a/content/Bios/George_Demetriou.docx
+++ b/content/Bios/George_Demetriou.docx
@@ -1,859 +1,8 @@
 
 <file path=word/document.xml><?xml version="1.0" encoding="utf-8"?>
-<w:document xmlns:wpc="http://schemas.microsoft.com/office/word/2010/wordprocessingCanvas" xmlns:cx="http://schemas.microsoft.com/office/drawing/2014/chartex" xmlns:cx1="http://schemas.microsoft.com/office/drawing/2015/9/8/chartex" xmlns:cx2="http://schemas.microsoft.com/office/drawing/2015/10/21/chartex" xmlns:cx3="http://schemas.microsoft.com/office/drawing/2016/5/9/chartex" xmlns:cx4="http://schemas.microsoft.com/office/drawing/2016/5/10/chartex" xmlns:cx5="http://schemas.microsoft.com/office/drawing/2016/5/11/chartex" xmlns:cx6="http://schemas.microsoft.com/office/drawing/2016/5/12/chartex" xmlns:cx7="http://schemas.microsoft.com/office/drawing/2016/5/13/chartex" xmlns:cx8="http://schemas.microsoft.com/office/drawing/2016/5/14/chartex" xmlns:mc="http://schemas.openxmlformats.org/markup-compatibility/2006" xmlns:aink="http://schemas.microsoft.com/office/drawing/2016/ink" xmlns:am3d="http://schemas.microsoft.com/office/drawing/2017/model3d" xmlns:o="urn:schemas-microsoft-com:office:office" xmlns:oel="http://schemas.microsoft.com/office/2019/extlst" xmlns:r="http://schemas.openxmlformats.org/officeDocument/2006/relationships" xmlns:m="http://schemas.openxmlformats.org/officeDocument/2006/math" xmlns:v="urn:schemas-microsoft-com:vml" xmlns:wp14="http://schemas.microsoft.com/office/word/2010/wordprocessingDrawing" xmlns:wp="http://schemas.openxmlformats.org/drawingml/2006/wordprocessingDrawing" xmlns:w10="urn:schemas-microsoft-com:office:word" xmlns:w="http://schemas.openxmlformats.org/wordprocessingml/2006/main" xmlns:w14="http://schemas.microsoft.com/office/word/2010/wordml" xmlns:w15="http://schemas.microsoft.com/office/word/2012/wordml" xmlns:w16cex="http://schemas.microsoft.com/office/word/2018/wordml/cex" xmlns:w16cid="http://schemas.microsoft.com/office/word/2016/wordml/cid" xmlns:w16="http://schemas.microsoft.com/office/word/2018/wordml" xmlns:w16du="http://schemas.microsoft.com/office/word/2023/wordml/word16du" xmlns:w16sdtdh="http://schemas.microsoft.com/office/word/2020/wordml/sdtdatahash" xmlns:w16sdtfl="http://schemas.microsoft.com/office/word/2024/wordml/sdtformatlock" xmlns:w16se="http://schemas.microsoft.com/office/word/2015/wordml/symex" xmlns:wpg="http://schemas.microsoft.com/office/word/2010/wordprocessingGroup" xmlns:wpi="http://schemas.microsoft.com/office/word/2010/wordprocessingInk" xmlns:wne="http://schemas.microsoft.com/office/word/2006/wordml" xmlns:wps="http://schemas.microsoft.com/office/word/2010/wordprocessingShape" mc:Ignorable="w14 w15 w16se w16cid w16 w16cex w16sdtdh w16sdtfl w16du wp14">
+<w:document xmlns:ns1="http://schemas.openxmlformats.org/markup-compatibility/2006" xmlns:ns2="http://schemas.microsoft.com/office/word/2010/wordml" xmlns:ns3="http://schemas.openxmlformats.org/officeDocument/2006/relationships" xmlns:w="http://schemas.openxmlformats.org/wordprocessingml/2006/main" ns1:Ignorable="w14 w15 w16se w16cid w16 w16cex w16sdtdh w16sdtfl w16du wp14">
   <w:body>
-    <w:p>
-      <w:pPr>
-        <w:widowControl w:val="0"/>
-        <w:rPr>
-          <w:rFonts w:cstheme="minorHAnsi"/>
-          <w:b/>
-          <w:bCs/>
-          <w:sz w:val="28"/>
-          <w:szCs w:val="28"/>
-        </w:rPr>
-      </w:pPr>
-      <w:r>
-        <w:rPr>
-          <w:rFonts w:cstheme="minorHAnsi"/>
-          <w:b/>
-          <w:bCs/>
-          <w:sz w:val="28"/>
-          <w:szCs w:val="28"/>
-        </w:rPr>
-        <w:t>202</w:t>
-      </w:r>
-      <w:r>
-        <w:rPr>
-          <w:rFonts w:cstheme="minorHAnsi"/>
-          <w:b/>
-          <w:bCs/>
-          <w:sz w:val="28"/>
-          <w:szCs w:val="28"/>
-        </w:rPr>
-        <w:t>6</w:t>
-      </w:r>
-      <w:r>
-        <w:rPr>
-          <w:rFonts w:cstheme="minorHAnsi"/>
-          <w:b/>
-          <w:bCs/>
-          <w:sz w:val="28"/>
-          <w:szCs w:val="28"/>
-        </w:rPr>
-        <w:t xml:space="preserve"> H</w:t>
-      </w:r>
-      <w:r>
-        <w:rPr>
-          <w:rFonts w:cstheme="minorHAnsi"/>
-          <w:b/>
-          <w:bCs/>
-          <w:sz w:val="28"/>
-          <w:szCs w:val="28"/>
-        </w:rPr>
-        <w:t xml:space="preserve">all of Fame </w:t>
-      </w:r>
-      <w:r>
-        <w:rPr>
-          <w:rFonts w:cstheme="minorHAnsi"/>
-          <w:b/>
-          <w:bCs/>
-          <w:sz w:val="28"/>
-          <w:szCs w:val="28"/>
-        </w:rPr>
-        <w:t xml:space="preserve">Inductee </w:t>
-      </w:r>
-      <w:r>
-        <w:rPr>
-          <w:rFonts w:eastAsia="Times New Roman"/>
-          <w:b/>
-          <w:bCs/>
-          <w:sz w:val="28"/>
-          <w:szCs w:val="28"/>
-        </w:rPr>
-        <w:t>George Demetriou</w:t>
-      </w:r>
-      <w:r>
-        <w:rPr>
-          <w:rFonts w:eastAsia="Times New Roman"/>
-          <w:sz w:val="22"/>
-          <w:szCs w:val="22"/>
-        </w:rPr>
-        <w:t xml:space="preserve"> </w:t>
-      </w:r>
-      <w:r>
-        <w:rPr>
-          <w:rFonts w:cstheme="minorHAnsi"/>
-          <w:b/>
-          <w:bCs/>
-          <w:sz w:val="28"/>
-          <w:szCs w:val="28"/>
-        </w:rPr>
-        <w:t>–</w:t>
-      </w:r>
-      <w:r>
-        <w:rPr>
-          <w:rFonts w:cstheme="minorHAnsi"/>
-          <w:b/>
-          <w:bCs/>
-          <w:sz w:val="28"/>
-          <w:szCs w:val="28"/>
-        </w:rPr>
-        <w:t xml:space="preserve"> </w:t>
-      </w:r>
-      <w:r>
-        <w:rPr>
-          <w:rFonts w:cstheme="minorHAnsi"/>
-          <w:b/>
-          <w:bCs/>
-          <w:sz w:val="28"/>
-          <w:szCs w:val="28"/>
-        </w:rPr>
-        <w:t>Colorado Springs</w:t>
-      </w:r>
-      <w:r>
-        <w:rPr>
-          <w:rFonts w:cstheme="minorHAnsi"/>
-          <w:b/>
-          <w:bCs/>
-          <w:sz w:val="28"/>
-          <w:szCs w:val="28"/>
-        </w:rPr>
-        <w:t xml:space="preserve"> </w:t>
-      </w:r>
-    </w:p>
-    <w:p>
-      <w:pPr>
-        <w:spacing w:line="360" w:lineRule="auto"/>
-        <w:rPr>
-          <w:rFonts w:ascii="Times" w:hAnsi="Times" w:eastAsia="Times New Roman" w:cs="Times New Roman"/>
-        </w:rPr>
-      </w:pPr>
-    </w:p>
-    <w:p>
-      <w:pPr>
-        <w:rPr>
-          <w:rFonts w:eastAsia="Times New Roman" w:cs="Times New Roman"/>
-        </w:rPr>
-      </w:pPr>
-      <w:r>
-        <w:rPr>
-          <w:rFonts w:eastAsia="Times New Roman" w:cs="Times New Roman"/>
-        </w:rPr>
-        <w:t xml:space="preserve">“I was ordered to become an official,” is how George Demetriou explains how he got into the business.  It all started at West Point where he found himself up against an unbending cadet physical requirement forcing underclassmen to participate in a competitive, intramural sport. Having satisfied that requirement, and now in his final year, </w:t>
-      </w:r>
-      <w:r>
-        <w:rPr>
-          <w:rFonts w:eastAsia="Times New Roman" w:cs="Times New Roman"/>
-        </w:rPr>
-        <w:t>George</w:t>
-      </w:r>
-      <w:r>
-        <w:rPr>
-          <w:rFonts w:eastAsia="Times New Roman" w:cs="Times New Roman"/>
-        </w:rPr>
-        <w:t xml:space="preserve"> was faced with two choices; of which was cross-country running through the forest surrounding the United States Military Academy on west bank of the Hudson River in combat boots and fatigues or becoming an intramural sports official.  </w:t>
-      </w:r>
-      <w:r>
-        <w:rPr>
-          <w:rFonts w:eastAsia="Times New Roman" w:cs="Times New Roman"/>
-        </w:rPr>
-        <w:t>He</w:t>
-      </w:r>
-      <w:r>
-        <w:rPr>
-          <w:rFonts w:eastAsia="Times New Roman" w:cs="Times New Roman"/>
-        </w:rPr>
-        <w:t xml:space="preserve"> chose to add another uniform but not of olive drab variety.  This one had black and white stripes.  </w:t>
-      </w:r>
-    </w:p>
-    <w:p>
-      <w:pPr>
-        <w:rPr>
-          <w:rFonts w:eastAsia="Times New Roman" w:cs="Times New Roman"/>
-        </w:rPr>
-      </w:pPr>
-    </w:p>
-    <w:p>
-      <w:pPr>
-        <w:rPr>
-          <w:rFonts w:eastAsia="Times New Roman" w:cs="Times New Roman"/>
-        </w:rPr>
-      </w:pPr>
-      <w:r>
-        <w:rPr>
-          <w:rFonts w:eastAsia="Times New Roman" w:cs="Times New Roman"/>
-        </w:rPr>
-        <w:t xml:space="preserve">After his West Point graduation, Demetriou, now a second lieutenant, received active duty orders.  “I was in field artillery for twelve years.”  </w:t>
-      </w:r>
-      <w:r>
-        <w:rPr>
-          <w:rFonts w:eastAsia="Times New Roman" w:cs="Times New Roman"/>
-        </w:rPr>
-        <w:t>Eventually,</w:t>
-      </w:r>
-      <w:r>
-        <w:rPr>
-          <w:rFonts w:eastAsia="Times New Roman" w:cs="Times New Roman"/>
-        </w:rPr>
-        <w:t xml:space="preserve"> Major George Demetriou found himself deployed to Ft. Carson in Colorado Springs, Colorado and into a much more sedate billet.  “In financial management,” Demetriou </w:t>
-      </w:r>
-      <w:r>
-        <w:rPr>
-          <w:rFonts w:eastAsia="Times New Roman" w:cs="Times New Roman"/>
-        </w:rPr>
-        <w:t>states</w:t>
-      </w:r>
-      <w:r>
-        <w:rPr>
-          <w:rFonts w:eastAsia="Times New Roman" w:cs="Times New Roman"/>
-        </w:rPr>
-        <w:t xml:space="preserve">.  He became the new base comptroller but all military assignments are temporary and Demetriou </w:t>
-      </w:r>
-      <w:r>
-        <w:rPr>
-          <w:rFonts w:eastAsia="Times New Roman" w:cs="Times New Roman"/>
-        </w:rPr>
-        <w:t xml:space="preserve">found himself facing another decision </w:t>
-      </w:r>
-      <w:r>
-        <w:rPr>
-          <w:rFonts w:eastAsia="Times New Roman" w:cs="Times New Roman"/>
-        </w:rPr>
-        <w:t xml:space="preserve">all to familiar to military </w:t>
-      </w:r>
-      <w:r>
-        <w:rPr>
-          <w:rFonts w:eastAsia="Times New Roman" w:cs="Times New Roman"/>
-        </w:rPr>
-        <w:t>families</w:t>
-      </w:r>
-      <w:r>
-        <w:rPr>
-          <w:rFonts w:eastAsia="Times New Roman" w:cs="Times New Roman"/>
-        </w:rPr>
-        <w:t xml:space="preserve">.  </w:t>
-      </w:r>
-      <w:r>
-        <w:rPr>
-          <w:rFonts w:eastAsia="Times New Roman" w:cs="Times New Roman"/>
-        </w:rPr>
-        <w:t>A new</w:t>
-      </w:r>
-      <w:r>
-        <w:rPr>
-          <w:rFonts w:eastAsia="Times New Roman" w:cs="Times New Roman"/>
-        </w:rPr>
-        <w:t xml:space="preserve"> set of orders, with yet another relocation</w:t>
-      </w:r>
-      <w:r>
-        <w:rPr>
-          <w:rFonts w:eastAsia="Times New Roman" w:cs="Times New Roman"/>
-        </w:rPr>
-        <w:t>,</w:t>
-      </w:r>
-      <w:r>
-        <w:rPr>
-          <w:rFonts w:eastAsia="Times New Roman" w:cs="Times New Roman"/>
-        </w:rPr>
-        <w:t xml:space="preserve"> was in the offing.  Demetriou could accept a new assignment or give up</w:t>
-      </w:r>
-      <w:r>
-        <w:rPr>
-          <w:rFonts w:eastAsia="Times New Roman" w:cs="Times New Roman"/>
-        </w:rPr>
-        <w:t xml:space="preserve"> the Army’s itinerant life for family </w:t>
-      </w:r>
-      <w:r>
-        <w:rPr>
-          <w:rFonts w:eastAsia="Times New Roman" w:cs="Times New Roman"/>
-        </w:rPr>
-        <w:t>stability.  For George, the choice was easy.  He</w:t>
-      </w:r>
-      <w:r>
-        <w:rPr>
-          <w:rFonts w:eastAsia="Times New Roman" w:cs="Times New Roman"/>
-        </w:rPr>
-        <w:t xml:space="preserve"> opted for stability; he </w:t>
-      </w:r>
-      <w:r>
-        <w:rPr>
-          <w:rFonts w:eastAsia="Times New Roman" w:cs="Times New Roman"/>
-        </w:rPr>
-        <w:t>took military retirement, remained in Colorado Springs finding work in the financial management field, his kids stayed in their schools, and his wife soon found out she was married to an umpire.</w:t>
-      </w:r>
-    </w:p>
-    <w:p>
-      <w:pPr>
-        <w:rPr>
-          <w:rFonts w:eastAsia="Times New Roman" w:cs="Times New Roman"/>
-        </w:rPr>
-      </w:pPr>
-    </w:p>
-    <w:p>
-      <w:pPr>
-        <w:rPr>
-          <w:rFonts w:eastAsia="Times New Roman" w:cs="Times New Roman"/>
-        </w:rPr>
-      </w:pPr>
-      <w:r>
-        <w:rPr>
-          <w:rFonts w:eastAsia="Times New Roman" w:cs="Times New Roman"/>
-        </w:rPr>
-        <w:t>Simply put, George became an umpire for the good of his kids.  “I was coaching little league and want</w:t>
-      </w:r>
-      <w:r>
-        <w:rPr>
-          <w:rFonts w:eastAsia="Times New Roman" w:cs="Times New Roman"/>
-        </w:rPr>
-        <w:t>ed</w:t>
-      </w:r>
-      <w:r>
-        <w:rPr>
-          <w:rFonts w:eastAsia="Times New Roman" w:cs="Times New Roman"/>
-        </w:rPr>
-        <w:t xml:space="preserve"> to umpire their practices,” he explains. Eventually</w:t>
-      </w:r>
-      <w:r>
-        <w:rPr>
-          <w:rFonts w:eastAsia="Times New Roman" w:cs="Times New Roman"/>
-        </w:rPr>
-        <w:t>,</w:t>
-      </w:r>
-      <w:r>
-        <w:rPr>
-          <w:rFonts w:eastAsia="Times New Roman" w:cs="Times New Roman"/>
-        </w:rPr>
-        <w:t xml:space="preserve"> </w:t>
-      </w:r>
-      <w:r>
-        <w:rPr>
-          <w:rFonts w:eastAsia="Times New Roman" w:cs="Times New Roman"/>
-        </w:rPr>
-        <w:t>George</w:t>
-      </w:r>
-      <w:r>
-        <w:rPr>
-          <w:rFonts w:eastAsia="Times New Roman" w:cs="Times New Roman"/>
-        </w:rPr>
-        <w:t xml:space="preserve"> found his way to the Colorado High School Baseball Umpires Association and thus began a remarkable, if not legendary career thanks to his </w:t>
-      </w:r>
-      <w:r>
-        <w:rPr>
-          <w:rFonts w:eastAsia="Times New Roman" w:cs="Times New Roman"/>
-        </w:rPr>
-        <w:t>characteristically</w:t>
-      </w:r>
-      <w:r>
-        <w:rPr>
-          <w:rFonts w:eastAsia="Times New Roman" w:cs="Times New Roman"/>
-        </w:rPr>
-        <w:t xml:space="preserve"> intense</w:t>
-      </w:r>
-      <w:r>
-        <w:rPr>
-          <w:rFonts w:eastAsia="Times New Roman" w:cs="Times New Roman"/>
-        </w:rPr>
-        <w:t>,</w:t>
-      </w:r>
-      <w:r>
-        <w:rPr>
-          <w:rFonts w:eastAsia="Times New Roman" w:cs="Times New Roman"/>
-        </w:rPr>
-        <w:t xml:space="preserve"> if not s</w:t>
-      </w:r>
-      <w:r>
-        <w:rPr>
-          <w:rFonts w:eastAsia="Times New Roman" w:cs="Times New Roman"/>
-        </w:rPr>
-        <w:t xml:space="preserve">cientific approach that would </w:t>
-      </w:r>
-      <w:r>
-        <w:rPr>
-          <w:rFonts w:eastAsia="Times New Roman" w:cs="Times New Roman"/>
-        </w:rPr>
-        <w:t xml:space="preserve">eventually </w:t>
-      </w:r>
-      <w:r>
-        <w:rPr>
-          <w:rFonts w:eastAsia="Times New Roman" w:cs="Times New Roman"/>
-        </w:rPr>
-        <w:t>lead him to become a nationally recognized expert in sports officiating.  “I picked up one of Carl Chil</w:t>
-      </w:r>
-      <w:r>
-        <w:rPr>
-          <w:rFonts w:eastAsia="Times New Roman" w:cs="Times New Roman"/>
-        </w:rPr>
-        <w:t>d</w:t>
-      </w:r>
-      <w:r>
-        <w:rPr>
-          <w:rFonts w:eastAsia="Times New Roman" w:cs="Times New Roman"/>
-        </w:rPr>
-        <w:t xml:space="preserve">ress’ books and said to myself, ‘I can do this.’”  He also read a copy of REFEREE MAGAZINE and began his long association with the specialized publication out of Racine, Wisconsin, </w:t>
-      </w:r>
-      <w:r>
-        <w:rPr>
-          <w:rFonts w:eastAsia="Times New Roman" w:cs="Times New Roman"/>
-        </w:rPr>
-        <w:t xml:space="preserve">submitting </w:t>
-      </w:r>
-      <w:r>
-        <w:rPr>
-          <w:rFonts w:eastAsia="Times New Roman" w:cs="Times New Roman"/>
-        </w:rPr>
-        <w:t>the first of what was to become over one t</w:t>
-      </w:r>
-      <w:r>
-        <w:rPr>
-          <w:rFonts w:eastAsia="Times New Roman" w:cs="Times New Roman"/>
-        </w:rPr>
-        <w:t>housand articles</w:t>
-      </w:r>
-      <w:r>
-        <w:rPr>
-          <w:rFonts w:eastAsia="Times New Roman" w:cs="Times New Roman"/>
-        </w:rPr>
-        <w:t xml:space="preserve">.  Of the success of his first submission </w:t>
-      </w:r>
-      <w:r>
-        <w:rPr>
-          <w:rFonts w:eastAsia="Times New Roman" w:cs="Times New Roman"/>
-        </w:rPr>
-        <w:t>George</w:t>
-      </w:r>
-      <w:r>
-        <w:rPr>
-          <w:rFonts w:eastAsia="Times New Roman" w:cs="Times New Roman"/>
-        </w:rPr>
-        <w:t xml:space="preserve"> </w:t>
-      </w:r>
-      <w:r>
-        <w:rPr>
-          <w:rFonts w:eastAsia="Times New Roman" w:cs="Times New Roman"/>
-        </w:rPr>
-        <w:t xml:space="preserve">reports, “My editor </w:t>
-      </w:r>
-      <w:r>
-        <w:rPr>
-          <w:rFonts w:eastAsia="Times New Roman" w:cs="Times New Roman"/>
-        </w:rPr>
-        <w:t xml:space="preserve">redlined the shit out of it and sent it back.”  Eventually </w:t>
-      </w:r>
-      <w:r>
-        <w:rPr>
-          <w:rFonts w:eastAsia="Times New Roman" w:cs="Times New Roman"/>
-        </w:rPr>
-        <w:t>he</w:t>
-      </w:r>
-      <w:r>
-        <w:rPr>
-          <w:rFonts w:eastAsia="Times New Roman" w:cs="Times New Roman"/>
-        </w:rPr>
-        <w:t xml:space="preserve"> was published but his editors at the magazine were less than encouraging.  “They said they would print it but</w:t>
-      </w:r>
-      <w:r>
-        <w:rPr>
-          <w:rFonts w:eastAsia="Times New Roman" w:cs="Times New Roman"/>
-        </w:rPr>
-        <w:t xml:space="preserve"> it didn’t fit their style.”  Included in that message </w:t>
-      </w:r>
-      <w:r>
-        <w:rPr>
-          <w:rFonts w:eastAsia="Times New Roman" w:cs="Times New Roman"/>
-        </w:rPr>
-        <w:t xml:space="preserve">was also </w:t>
-      </w:r>
-      <w:r>
-        <w:rPr>
-          <w:rFonts w:eastAsia="Times New Roman" w:cs="Times New Roman"/>
-        </w:rPr>
-        <w:t>a warning.  “I was i</w:t>
-      </w:r>
-      <w:r>
-        <w:rPr>
-          <w:rFonts w:eastAsia="Times New Roman" w:cs="Times New Roman"/>
-        </w:rPr>
-        <w:t>nstru</w:t>
-      </w:r>
-      <w:r>
-        <w:rPr>
-          <w:rFonts w:eastAsia="Times New Roman" w:cs="Times New Roman"/>
-        </w:rPr>
-        <w:t xml:space="preserve">cted not to send anything more </w:t>
-      </w:r>
-      <w:r>
-        <w:rPr>
-          <w:rFonts w:eastAsia="Times New Roman" w:cs="Times New Roman"/>
-        </w:rPr>
-        <w:t>unless they asked for it.”</w:t>
-      </w:r>
-    </w:p>
-    <w:p>
-      <w:pPr>
-        <w:rPr>
-          <w:rFonts w:eastAsia="Times New Roman" w:cs="Times New Roman"/>
-        </w:rPr>
-      </w:pPr>
-    </w:p>
-    <w:p>
-      <w:pPr>
-        <w:rPr>
-          <w:rFonts w:eastAsia="Times New Roman" w:cs="Times New Roman"/>
-        </w:rPr>
-      </w:pPr>
-      <w:r>
-        <w:rPr>
-          <w:rFonts w:eastAsia="Times New Roman" w:cs="Times New Roman"/>
-        </w:rPr>
-        <w:t xml:space="preserve">Soon after, the magazine’s rules writer resigned and </w:t>
-      </w:r>
-      <w:r>
-        <w:rPr>
-          <w:rFonts w:eastAsia="Times New Roman" w:cs="Times New Roman"/>
-        </w:rPr>
-        <w:t>George’s</w:t>
-      </w:r>
-      <w:r>
-        <w:rPr>
-          <w:rFonts w:eastAsia="Times New Roman" w:cs="Times New Roman"/>
-        </w:rPr>
-        <w:t xml:space="preserve"> editors came asking.  </w:t>
-      </w:r>
-      <w:r>
-        <w:rPr>
-          <w:rFonts w:eastAsia="Times New Roman" w:cs="Times New Roman"/>
-        </w:rPr>
-        <w:t>They put him back</w:t>
-      </w:r>
-      <w:r>
-        <w:rPr>
-          <w:rFonts w:eastAsia="Times New Roman" w:cs="Times New Roman"/>
-        </w:rPr>
-        <w:t xml:space="preserve"> on active duty and </w:t>
-      </w:r>
-      <w:r>
-        <w:rPr>
-          <w:rFonts w:eastAsia="Times New Roman" w:cs="Times New Roman"/>
-        </w:rPr>
-        <w:t>he</w:t>
-      </w:r>
-      <w:r>
-        <w:rPr>
-          <w:rFonts w:eastAsia="Times New Roman" w:cs="Times New Roman"/>
-        </w:rPr>
-        <w:t xml:space="preserve"> </w:t>
-      </w:r>
-      <w:r>
-        <w:rPr>
-          <w:rFonts w:eastAsia="Times New Roman" w:cs="Times New Roman"/>
-        </w:rPr>
-        <w:t xml:space="preserve">has been an editorial contributor </w:t>
-      </w:r>
-      <w:r>
-        <w:rPr>
-          <w:rFonts w:eastAsia="Times New Roman" w:cs="Times New Roman"/>
-        </w:rPr>
-        <w:t xml:space="preserve">for </w:t>
-      </w:r>
-      <w:r>
-        <w:rPr>
-          <w:rFonts w:eastAsia="Times New Roman" w:cs="Times New Roman"/>
-        </w:rPr>
-        <w:t xml:space="preserve">Referee Magazine since 1991. </w:t>
-      </w:r>
-      <w:r>
-        <w:rPr>
-          <w:rFonts w:eastAsia="Times New Roman" w:cs="Times New Roman"/>
-        </w:rPr>
-        <w:t xml:space="preserve"> </w:t>
-      </w:r>
-      <w:r>
-        <w:rPr>
-          <w:rFonts w:eastAsia="Times New Roman" w:cs="Times New Roman"/>
-        </w:rPr>
-        <w:t>The</w:t>
-      </w:r>
-      <w:r>
-        <w:rPr>
-          <w:rFonts w:eastAsia="Times New Roman" w:cs="Times New Roman"/>
-        </w:rPr>
-        <w:t xml:space="preserve"> </w:t>
-      </w:r>
-      <w:r>
-        <w:rPr>
-          <w:rFonts w:eastAsia="Times New Roman" w:cs="Times New Roman"/>
-        </w:rPr>
-        <w:t xml:space="preserve">feedback from </w:t>
-      </w:r>
-      <w:r>
-        <w:rPr>
-          <w:rFonts w:eastAsia="Times New Roman" w:cs="Times New Roman"/>
-        </w:rPr>
-        <w:t>George’s</w:t>
-      </w:r>
-      <w:r>
-        <w:rPr>
-          <w:rFonts w:eastAsia="Times New Roman" w:cs="Times New Roman"/>
-        </w:rPr>
-        <w:t xml:space="preserve"> first article convinced the editors of the magazine that </w:t>
-      </w:r>
-      <w:r>
-        <w:rPr>
-          <w:rFonts w:eastAsia="Times New Roman" w:cs="Times New Roman"/>
-        </w:rPr>
-        <w:t xml:space="preserve">perhaps </w:t>
-      </w:r>
-      <w:r>
-        <w:rPr>
-          <w:rFonts w:eastAsia="Times New Roman" w:cs="Times New Roman"/>
-        </w:rPr>
-        <w:t xml:space="preserve">they needed to change their style. </w:t>
-      </w:r>
-      <w:r>
-        <w:rPr>
-          <w:rFonts w:eastAsia="Times New Roman" w:cs="Times New Roman"/>
-        </w:rPr>
-        <w:t xml:space="preserve"> </w:t>
-      </w:r>
-      <w:r>
-        <w:rPr>
-          <w:rFonts w:eastAsia="Times New Roman" w:cs="Times New Roman"/>
-        </w:rPr>
-        <w:t xml:space="preserve">Today with </w:t>
-      </w:r>
-      <w:r>
-        <w:rPr>
-          <w:rFonts w:eastAsia="Times New Roman" w:cs="Times New Roman"/>
-        </w:rPr>
-        <w:t>his</w:t>
-      </w:r>
-      <w:r>
-        <w:rPr>
-          <w:rFonts w:eastAsia="Times New Roman" w:cs="Times New Roman"/>
-        </w:rPr>
-        <w:t xml:space="preserve"> help combined with</w:t>
-      </w:r>
-      <w:r>
-        <w:rPr>
-          <w:rFonts w:eastAsia="Times New Roman" w:cs="Times New Roman"/>
-        </w:rPr>
-        <w:t xml:space="preserve"> a</w:t>
-      </w:r>
-      <w:r>
-        <w:rPr>
-          <w:rFonts w:eastAsia="Times New Roman" w:cs="Times New Roman"/>
-        </w:rPr>
-        <w:t xml:space="preserve"> somewhat astonishing number of published articles, </w:t>
-      </w:r>
-      <w:r>
-        <w:rPr>
-          <w:rFonts w:eastAsia="Times New Roman" w:cs="Times New Roman"/>
-        </w:rPr>
-        <w:lastRenderedPageBreak/>
-        <w:t xml:space="preserve">REFEREE MAGAZINE has prospered and </w:t>
-      </w:r>
-      <w:r>
-        <w:rPr>
-          <w:rFonts w:eastAsia="Times New Roman" w:cs="Times New Roman"/>
-        </w:rPr>
-        <w:t>George’s</w:t>
-      </w:r>
-      <w:r>
-        <w:rPr>
-          <w:rFonts w:eastAsia="Times New Roman" w:cs="Times New Roman"/>
-        </w:rPr>
-        <w:t xml:space="preserve"> </w:t>
-      </w:r>
-      <w:r>
-        <w:rPr>
-          <w:rFonts w:eastAsia="Times New Roman" w:cs="Times New Roman"/>
-        </w:rPr>
-        <w:t xml:space="preserve">granularly microscopic </w:t>
-      </w:r>
-      <w:r>
-        <w:rPr>
-          <w:rFonts w:eastAsia="Times New Roman" w:cs="Times New Roman"/>
-        </w:rPr>
-        <w:t>investigative</w:t>
-      </w:r>
-      <w:r>
-        <w:rPr>
-          <w:rFonts w:eastAsia="Times New Roman" w:cs="Times New Roman"/>
-        </w:rPr>
-        <w:t xml:space="preserve"> column entitled “Doing It” has become a staple of the publication. </w:t>
-      </w:r>
-      <w:r>
-        <w:rPr>
-          <w:rFonts w:eastAsia="Times New Roman" w:cs="Times New Roman"/>
-        </w:rPr>
-        <w:t>His</w:t>
-      </w:r>
-      <w:r>
-        <w:rPr>
-          <w:rFonts w:eastAsia="Times New Roman" w:cs="Times New Roman"/>
-        </w:rPr>
-        <w:t xml:space="preserve"> nationally-feted</w:t>
-      </w:r>
-      <w:r>
-        <w:rPr>
-          <w:rFonts w:eastAsia="Times New Roman" w:cs="Times New Roman"/>
-        </w:rPr>
-        <w:t xml:space="preserve"> manuals, </w:t>
-      </w:r>
-      <w:r>
-        <w:rPr>
-          <w:rFonts w:eastAsia="Times New Roman" w:cs="Times New Roman"/>
-        </w:rPr>
-        <w:t>The Study Guide for College Baseball Rules and</w:t>
-      </w:r>
-      <w:r>
-        <w:rPr>
-          <w:rFonts w:eastAsia="Times New Roman" w:cs="Times New Roman"/>
-        </w:rPr>
-        <w:t xml:space="preserve"> Baseball Rules Differences, </w:t>
-      </w:r>
-      <w:r>
-        <w:rPr>
-          <w:rFonts w:eastAsia="Times New Roman" w:cs="Times New Roman"/>
-        </w:rPr>
-        <w:t xml:space="preserve">are </w:t>
-      </w:r>
-      <w:r>
-        <w:rPr>
-          <w:rFonts w:eastAsia="Times New Roman" w:cs="Times New Roman"/>
-        </w:rPr>
-        <w:t xml:space="preserve">considered </w:t>
-      </w:r>
-      <w:r>
-        <w:rPr>
-          <w:rFonts w:eastAsia="Times New Roman" w:cs="Times New Roman"/>
-        </w:rPr>
-        <w:t>essential reading by umpires working high school and college baseball across the United States.</w:t>
-      </w:r>
-    </w:p>
-    <w:p>
-      <w:pPr>
-        <w:rPr>
-          <w:rFonts w:eastAsia="Times New Roman" w:cs="Times New Roman"/>
-        </w:rPr>
-      </w:pPr>
-    </w:p>
-    <w:p>
-      <w:pPr>
-        <w:spacing w:line="360" w:lineRule="auto"/>
-        <w:rPr>
-          <w:rFonts w:eastAsia="Times New Roman" w:cs="Times New Roman"/>
-        </w:rPr>
-      </w:pPr>
-      <w:r>
-        <w:rPr>
-          <w:rFonts w:eastAsia="Times New Roman" w:cs="Times New Roman"/>
-        </w:rPr>
-        <w:t xml:space="preserve">George </w:t>
-      </w:r>
-      <w:r>
-        <w:rPr>
-          <w:rFonts w:eastAsia="Times New Roman" w:cs="Times New Roman"/>
-        </w:rPr>
-        <w:t>is</w:t>
-      </w:r>
-      <w:r>
-        <w:rPr>
-          <w:rFonts w:eastAsia="Times New Roman" w:cs="Times New Roman"/>
-        </w:rPr>
-        <w:t xml:space="preserve"> an essential member of CHSBUA as well</w:t>
-      </w:r>
-      <w:r>
-        <w:rPr>
-          <w:rFonts w:eastAsia="Times New Roman" w:cs="Times New Roman"/>
-        </w:rPr>
-        <w:t xml:space="preserve">.  </w:t>
-      </w:r>
-      <w:r>
-        <w:rPr>
-          <w:rFonts w:eastAsia="Times New Roman" w:cs="Times New Roman"/>
-        </w:rPr>
-        <w:t xml:space="preserve">He has been </w:t>
-      </w:r>
-      <w:r>
-        <w:rPr>
-          <w:rFonts w:eastAsia="Times New Roman" w:cs="Times New Roman"/>
-        </w:rPr>
-        <w:t xml:space="preserve">CHSBUA </w:t>
-      </w:r>
-      <w:r>
-        <w:rPr>
-          <w:rFonts w:eastAsia="Times New Roman" w:cs="Times New Roman"/>
-        </w:rPr>
-        <w:t>President (1997-1997) and since 2001 has been the Colorado State Rules Interpreter</w:t>
-      </w:r>
-      <w:r>
-        <w:rPr>
-          <w:rFonts w:eastAsia="Times New Roman" w:cs="Times New Roman"/>
-        </w:rPr>
-        <w:t xml:space="preserve">.  </w:t>
-      </w:r>
-      <w:r>
-        <w:rPr>
-          <w:rFonts w:eastAsia="Times New Roman" w:cs="Times New Roman"/>
-        </w:rPr>
-        <w:t xml:space="preserve"> George was a perennial </w:t>
-      </w:r>
-      <w:r>
-        <w:rPr>
-          <w:rFonts w:eastAsia="Times New Roman" w:cs="Times New Roman"/>
-        </w:rPr>
-        <w:t>selection</w:t>
-      </w:r>
-      <w:r>
-        <w:rPr>
-          <w:rFonts w:eastAsia="Times New Roman" w:cs="Times New Roman"/>
-        </w:rPr>
-        <w:t xml:space="preserve"> to the Colorado State High School Baseball Tournament from 1995 until his retirement in 2021</w:t>
-      </w:r>
-      <w:r>
-        <w:rPr>
-          <w:rFonts w:eastAsia="Times New Roman" w:cs="Times New Roman"/>
-        </w:rPr>
-        <w:t xml:space="preserve">.  </w:t>
-      </w:r>
-      <w:r>
-        <w:rPr>
-          <w:rFonts w:eastAsia="Times New Roman" w:cs="Times New Roman"/>
-        </w:rPr>
-        <w:t>He is a member of the Colorado High School Activities Association Hall of Fame and is one of only three Colorado officials inducted into the National Federation of High School Activities, the governing body for high school sports across America.</w:t>
-      </w:r>
-    </w:p>
-    <w:p>
-      <w:pPr>
-        <w:spacing w:line="360" w:lineRule="auto"/>
-        <w:rPr>
-          <w:rFonts w:eastAsia="Times New Roman" w:cs="Times New Roman"/>
-        </w:rPr>
-      </w:pPr>
-    </w:p>
-    <w:p>
-      <w:pPr>
-        <w:pStyle w:val="Heading2"/>
-        <w:spacing w:before="261" w:beforeAutospacing="off" w:after="261" w:afterAutospacing="off" w:line="300" w:lineRule="auto"/>
-      </w:pPr>
-      <w:r>
-        <w:rPr>
-          <w:rFonts w:ascii="Segoe UI" w:hAnsi="Segoe UI" w:eastAsia="Segoe UI" w:cs="Segoe UI"/>
-          <w:b w:val="1"/>
-          <w:bCs w:val="1"/>
-          <w:i w:val="0"/>
-          <w:iCs w:val="0"/>
-          <w:noProof w:val="0"/>
-          <w:sz w:val="31"/>
-          <w:szCs w:val="31"/>
-          <w:lang w:val="en-US"/>
-        </w:rPr>
-        <w:t>Revised Biography: George Demetriou</w:t>
-      </w:r>
-    </w:p>
-    <w:p>
+    <w:p ns2:paraId="17A7F141" ns2:textId="7E5D1824">
       <w:pPr>
         <w:spacing w:before="210" w:beforeAutospacing="off" w:after="210" w:afterAutospacing="off" w:line="300" w:lineRule="auto"/>
       </w:pPr>
@@ -872,7 +21,7 @@
         <w:t>(Bold = hyperlink targets)</w:t>
       </w:r>
     </w:p>
-    <w:p>
+    <w:p ns2:paraId="13B86A22" ns2:textId="76778511">
       <w:pPr>
         <w:spacing w:before="210" w:beforeAutospacing="off" w:after="210" w:afterAutospacing="off" w:line="300" w:lineRule="auto"/>
       </w:pPr>
@@ -891,7 +40,7 @@
         <w:t>2026 Hall of Fame Inductee – George Demetriou (Colorado Springs)</w:t>
       </w:r>
     </w:p>
-    <w:p>
+    <w:p ns2:paraId="380847C1" ns2:textId="2C1A025E">
       <w:pPr>
         <w:spacing w:before="210" w:beforeAutospacing="off" w:after="210" w:afterAutospacing="off" w:line="300" w:lineRule="auto"/>
       </w:pPr>
@@ -909,7 +58,7 @@
         </w:rPr>
         <w:t xml:space="preserve">“I was ordered to become an official,” is how George Demetriou describes the beginning of his officiating journey. It started at </w:t>
       </w:r>
-      <w:hyperlink r:id="Re8cabeecca9c45ca">
+      <w:hyperlink ns3:id="Re8cabeecca9c45ca">
         <w:r>
           <w:rPr>
             <w:rStyle w:val="Hyperlink"/>
@@ -1053,7 +202,7 @@
         <w:t xml:space="preserve"> become an intramural sports official. He chose the latter—trading olive drab for black‑and‑white stripes.</w:t>
       </w:r>
     </w:p>
-    <w:p>
+    <w:p ns2:paraId="0D670C88" ns2:textId="12867F72">
       <w:pPr>
         <w:spacing w:before="210" w:beforeAutospacing="off" w:after="210" w:afterAutospacing="off" w:line="300" w:lineRule="auto"/>
       </w:pPr>
@@ -1184,7 +333,7 @@
         <w:t>, and—much to his wife’s surprise—became an umpire.</w:t>
       </w:r>
     </w:p>
-    <w:p>
+    <w:p ns2:paraId="4871AF0B" ns2:textId="497C9768">
       <w:pPr>
         <w:spacing w:before="210" w:beforeAutospacing="off" w:after="210" w:afterAutospacing="off" w:line="300" w:lineRule="auto"/>
         <w:rPr>
@@ -1213,7 +362,7 @@
         </w:rPr>
         <w:t xml:space="preserve">George’s officiating career began simply: “I was coaching little league and wanted to umpire their practices.” From there, he discovered the </w:t>
       </w:r>
-      <w:hyperlink r:id="R51d5cd7f36c84ba1">
+      <w:hyperlink ns3:id="R51d5cd7f36c84ba1">
         <w:r>
           <w:rPr>
             <w:rStyle w:val="Hyperlink"/>
@@ -1272,7 +421,7 @@
         </w:rPr>
         <w:t xml:space="preserve"> study. “I picked up one of </w:t>
       </w:r>
-      <w:hyperlink r:id="R3cf3979185a04ccf">
+      <w:hyperlink ns3:id="R3cf3979185a04ccf">
         <w:r>
           <w:rPr>
             <w:rStyle w:val="Hyperlink"/>
@@ -1318,7 +467,7 @@
         </w:rPr>
         <w:t xml:space="preserve"> and said to myself, ‘I can do this.’” He also read </w:t>
       </w:r>
-      <w:hyperlink r:id="R4f1e4e180afa46fa">
+      <w:hyperlink ns3:id="R4f1e4e180afa46fa">
         <w:r>
           <w:rPr>
             <w:rStyle w:val="Hyperlink"/>
@@ -1378,7 +527,7 @@
         <w:t xml:space="preserve"> the first of what would become more than a thousand articles.</w:t>
       </w:r>
     </w:p>
-    <w:p>
+    <w:p ns2:paraId="798E538F" ns2:textId="37DFFB6F">
       <w:pPr>
         <w:spacing w:before="210" w:beforeAutospacing="off" w:after="210" w:afterAutospacing="off" w:line="300" w:lineRule="auto"/>
       </w:pPr>
@@ -1579,7 +728,7 @@
         <w:t xml:space="preserve"> reading for high school and college baseball umpires nationwide.</w:t>
       </w:r>
     </w:p>
-    <w:p>
+    <w:p ns2:paraId="08716A66" ns2:textId="6E5AE5DD">
       <w:pPr>
         <w:spacing w:before="210" w:beforeAutospacing="off" w:after="210" w:afterAutospacing="off" w:line="300" w:lineRule="auto"/>
         <w:rPr>
@@ -1608,7 +757,7 @@
         </w:rPr>
         <w:t xml:space="preserve">Within </w:t>
       </w:r>
-      <w:hyperlink r:id="R71278d289ff042ce">
+      <w:hyperlink ns3:id="R71278d289ff042ce">
         <w:r>
           <w:rPr>
             <w:rStyle w:val="Hyperlink"/>
@@ -1639,7 +788,7 @@
         </w:rPr>
         <w:t xml:space="preserve">, George has been equally influential. He served as </w:t>
       </w:r>
-      <w:hyperlink r:id="R6462191c465f4cdc">
+      <w:hyperlink ns3:id="R6462191c465f4cdc">
         <w:r>
           <w:rPr>
             <w:rStyle w:val="Hyperlink"/>
@@ -1740,7 +889,7 @@
         </w:rPr>
         <w:t xml:space="preserve"> for the </w:t>
       </w:r>
-      <w:hyperlink r:id="R24f07a128b644e04">
+      <w:hyperlink ns3:id="R24f07a128b644e04">
         <w:r>
           <w:rPr>
             <w:rStyle w:val="Hyperlink"/>
@@ -1785,7 +934,7 @@
         </w:rPr>
         <w:t xml:space="preserve"> from 1995 until his retirement in 2021. He is also a member of the </w:t>
       </w:r>
-      <w:hyperlink r:id="R66d7f195b5fd4e05">
+      <w:hyperlink ns3:id="R66d7f195b5fd4e05">
         <w:r>
           <w:rPr>
             <w:rStyle w:val="Hyperlink"/>
@@ -1816,7 +965,7 @@
         </w:rPr>
         <w:t xml:space="preserve"> and one of only three Colorado officials inducted into the </w:t>
       </w:r>
-      <w:hyperlink r:id="R9daeccf8a31d405d">
+      <w:hyperlink ns3:id="R9daeccf8a31d405d">
         <w:r>
           <w:rPr>
             <w:rStyle w:val="Hyperlink"/>
@@ -1863,7 +1012,7 @@
         <w:t>, the governing body for high school sports nationwide.</w:t>
       </w:r>
     </w:p>
-    <w:p>
+    <w:p ns2:paraId="79A89668" ns2:textId="380977CA">
       <w:pPr>
         <w:spacing w:line="360" w:lineRule="auto"/>
         <w:rPr>
